--- a/HW_3/report/Parallel_Systems_Lab3_Report.docx
+++ b/HW_3/report/Parallel_Systems_Lab3_Report.docx
@@ -648,7 +648,7 @@
           <w:rFonts w:ascii="Times New Roman" w:hAnsi="Times New Roman" w:cs="Times New Roman"/>
         </w:rPr>
         <w:tab/>
-        <w:t>Approximately [FILL IN] hours.</w:t>
+        <w:t>Approximately 12 hours.</w:t>
       </w:r>
       <w:proofErr w:type="spellStart"/>
       <w:proofErr w:type="spellEnd"/>
